--- a/DOCS/Modules - NEW.docx
+++ b/DOCS/Modules - NEW.docx
@@ -38,51 +38,59 @@
       </w:r>
     </w:p>
     <w:p>
+      <w:pPr>
+        <w:rPr>
+          <w:rFonts w:hint="default"/>
+          <w:lang w:val="en-US"/>
+        </w:rPr>
+      </w:pPr>
       <w:r>
         <w:t>updateProduct</w:t>
       </w:r>
-    </w:p>
-    <w:p>
-      <w:r>
-        <w:t>getProducts</w:t>
-      </w:r>
-    </w:p>
-    <w:p>
-      <w:r>
-        <w:t>getProductAlone – Undone</w:t>
-      </w:r>
-    </w:p>
-    <w:p>
-      <w:r>
-        <w:t>getProductsHistory</w:t>
-      </w:r>
-    </w:p>
-    <w:p>
-      <w:r>
-        <w:t>getProductsOnly</w:t>
-      </w:r>
-    </w:p>
-    <w:p>
-      <w:r>
-        <w:t>= = = = = = = =</w:t>
-      </w:r>
-    </w:p>
-    <w:p>
-      <w:r>
-        <w:t>Product Items Module</w:t>
-      </w:r>
-    </w:p>
-    <w:p>
-      <w:r>
-        <w:t>saveProductIngredients - Undone</w:t>
-      </w:r>
-    </w:p>
-    <w:p>
-      <w:r>
-        <w:t>updateProductIngredients</w:t>
+      <w:r>
+        <w:rPr>
+          <w:rFonts w:hint="default"/>
+          <w:lang w:val="en-US"/>
+        </w:rPr>
+        <w:t xml:space="preserve"> -There’s a minor issue</w:t>
       </w:r>
       <w:bookmarkStart w:id="0" w:name="_GoBack"/>
       <w:bookmarkEnd w:id="0"/>
+    </w:p>
+    <w:p>
+      <w:r>
+        <w:t>getProducts</w:t>
+      </w:r>
+    </w:p>
+    <w:p>
+      <w:r>
+        <w:t>getProductsHistory</w:t>
+      </w:r>
+    </w:p>
+    <w:p>
+      <w:r>
+        <w:t>getProductsOnly</w:t>
+      </w:r>
+    </w:p>
+    <w:p>
+      <w:r>
+        <w:t>= = = = = = = =</w:t>
+      </w:r>
+    </w:p>
+    <w:p>
+      <w:r>
+        <w:t>Product Items Module</w:t>
+      </w:r>
+    </w:p>
+    <w:p>
+      <w:r>
+        <w:t>saveProductIngredients - Undone</w:t>
+      </w:r>
+    </w:p>
+    <w:p>
+      <w:r>
+        <w:t>updateProductIngredients</w:t>
+      </w:r>
     </w:p>
     <w:p>
       <w:r>

--- a/DOCS/Modules - NEW.docx
+++ b/DOCS/Modules - NEW.docx
@@ -34,8 +34,10 @@
     </w:p>
     <w:p>
       <w:r>
-        <w:t>saveProduct - Undone</w:t>
-      </w:r>
+        <w:t>saveProduct</w:t>
+      </w:r>
+      <w:bookmarkStart w:id="0" w:name="_GoBack"/>
+      <w:bookmarkEnd w:id="0"/>
     </w:p>
     <w:p>
       <w:pPr>
@@ -54,8 +56,6 @@
         </w:rPr>
         <w:t xml:space="preserve"> -There’s a minor issue</w:t>
       </w:r>
-      <w:bookmarkStart w:id="0" w:name="_GoBack"/>
-      <w:bookmarkEnd w:id="0"/>
     </w:p>
     <w:p>
       <w:r>

--- a/DOCS/Modules - NEW.docx
+++ b/DOCS/Modules - NEW.docx
@@ -31,13 +31,6 @@
       <w:r>
         <w:t>Products Module</w:t>
       </w:r>
-    </w:p>
-    <w:p>
-      <w:r>
-        <w:t>saveProduct</w:t>
-      </w:r>
-      <w:bookmarkStart w:id="0" w:name="_GoBack"/>
-      <w:bookmarkEnd w:id="0"/>
     </w:p>
     <w:p>
       <w:pPr>
@@ -47,15 +40,28 @@
         </w:rPr>
       </w:pPr>
       <w:r>
-        <w:t>updateProduct</w:t>
+        <w:t>saveProduct</w:t>
       </w:r>
       <w:r>
         <w:rPr>
           <w:rFonts w:hint="default"/>
           <w:lang w:val="en-US"/>
         </w:rPr>
-        <w:t xml:space="preserve"> -There’s a minor issue</w:t>
-      </w:r>
+        <w:t xml:space="preserve"> - Minor issue (Redirect user to Products tab after saving new products)</w:t>
+      </w:r>
+    </w:p>
+    <w:p>
+      <w:pPr>
+        <w:rPr>
+          <w:rFonts w:hint="default"/>
+          <w:lang w:val="en-US"/>
+        </w:rPr>
+      </w:pPr>
+      <w:r>
+        <w:t>updateProduct</w:t>
+      </w:r>
+      <w:bookmarkStart w:id="0" w:name="_GoBack"/>
+      <w:bookmarkEnd w:id="0"/>
     </w:p>
     <w:p>
       <w:r>
@@ -376,7 +382,7 @@
     <w:lsdException w:qFormat="1" w:unhideWhenUsed="0" w:uiPriority="10" w:semiHidden="0" w:name="Title"/>
     <w:lsdException w:uiPriority="99" w:name="Closing"/>
     <w:lsdException w:uiPriority="99" w:name="Signature"/>
-    <w:lsdException w:uiPriority="1" w:name="Default Paragraph Font"/>
+    <w:lsdException w:qFormat="1" w:uiPriority="1" w:name="Default Paragraph Font"/>
     <w:lsdException w:uiPriority="99" w:name="Body Text"/>
     <w:lsdException w:uiPriority="99" w:name="Body Text Indent"/>
     <w:lsdException w:uiPriority="99" w:name="List Continue"/>
@@ -578,6 +584,7 @@
     <w:name w:val="Default Paragraph Font"/>
     <w:semiHidden/>
     <w:unhideWhenUsed/>
+    <w:qFormat/>
     <w:uiPriority w:val="1"/>
   </w:style>
   <w:style w:type="table" w:default="1" w:styleId="3">

--- a/DOCS/Modules - NEW.docx
+++ b/DOCS/Modules - NEW.docx
@@ -60,114 +60,129 @@
       <w:r>
         <w:t>updateProduct</w:t>
       </w:r>
+    </w:p>
+    <w:p>
+      <w:r>
+        <w:t>getProducts</w:t>
+      </w:r>
+    </w:p>
+    <w:p>
+      <w:r>
+        <w:t>getProductsHistory</w:t>
+      </w:r>
+    </w:p>
+    <w:p>
+      <w:r>
+        <w:t>getProductsOnly</w:t>
+      </w:r>
+    </w:p>
+    <w:p>
+      <w:r>
+        <w:t>= = = = = = = =</w:t>
+      </w:r>
+    </w:p>
+    <w:p>
+      <w:r>
+        <w:t>Product Items Module</w:t>
+      </w:r>
+    </w:p>
+    <w:p>
+      <w:r>
+        <w:t>saveProductIngredients - Undone</w:t>
+      </w:r>
+    </w:p>
+    <w:p>
+      <w:r>
+        <w:t>updateProductIngredients</w:t>
+      </w:r>
+    </w:p>
+    <w:p>
+      <w:r>
+        <w:t>getIngredientsByProduct</w:t>
+      </w:r>
+    </w:p>
+    <w:p>
+      <w:r>
+        <w:t>= = = = = = = =</w:t>
+      </w:r>
+    </w:p>
+    <w:p>
+      <w:r>
+        <w:t>Stocks Module</w:t>
+      </w:r>
+    </w:p>
+    <w:p>
+      <w:r>
+        <w:t>saveStock</w:t>
+      </w:r>
+    </w:p>
+    <w:p>
+      <w:r>
+        <w:t>updateStock</w:t>
+      </w:r>
+    </w:p>
+    <w:p>
+      <w:r>
+        <w:t>getStocks</w:t>
+      </w:r>
+    </w:p>
+    <w:p>
+      <w:r>
+        <w:t>getStocksList – Undone</w:t>
+      </w:r>
+    </w:p>
+    <w:p>
+      <w:r>
+        <w:t>getStocksNameBasedId – Undone</w:t>
+      </w:r>
+    </w:p>
+    <w:p>
+      <w:r>
+        <w:t>getStocksReport</w:t>
+      </w:r>
+    </w:p>
+    <w:p>
+      <w:r>
+        <w:t>getLowStock</w:t>
+      </w:r>
+    </w:p>
+    <w:p>
+      <w:r>
+        <w:t>getStocksHistory</w:t>
+      </w:r>
+    </w:p>
+    <w:p>
+      <w:r>
+        <w:t>getStocksOnly</w:t>
+      </w:r>
+    </w:p>
+    <w:p/>
+    <w:p>
+      <w:r>
+        <w:t>= = = = = = =</w:t>
+      </w:r>
+    </w:p>
+    <w:p>
+      <w:r>
+        <w:t>Orders Module</w:t>
+      </w:r>
+    </w:p>
+    <w:p>
+      <w:pPr>
+        <w:rPr>
+          <w:rFonts w:hint="default"/>
+          <w:lang w:val="en-US"/>
+        </w:rPr>
+      </w:pPr>
+      <w:r>
+        <w:rPr>
+          <w:rFonts w:hint="default"/>
+          <w:lang w:val="en-US"/>
+        </w:rPr>
+        <w:t>getOrders (Enterprise-level structure in backend)</w:t>
+      </w:r>
       <w:bookmarkStart w:id="0" w:name="_GoBack"/>
       <w:bookmarkEnd w:id="0"/>
-    </w:p>
-    <w:p>
-      <w:r>
-        <w:t>getProducts</w:t>
-      </w:r>
-    </w:p>
-    <w:p>
-      <w:r>
-        <w:t>getProductsHistory</w:t>
-      </w:r>
-    </w:p>
-    <w:p>
-      <w:r>
-        <w:t>getProductsOnly</w:t>
-      </w:r>
-    </w:p>
-    <w:p>
-      <w:r>
-        <w:t>= = = = = = = =</w:t>
-      </w:r>
-    </w:p>
-    <w:p>
-      <w:r>
-        <w:t>Product Items Module</w:t>
-      </w:r>
-    </w:p>
-    <w:p>
-      <w:r>
-        <w:t>saveProductIngredients - Undone</w:t>
-      </w:r>
-    </w:p>
-    <w:p>
-      <w:r>
-        <w:t>updateProductIngredients</w:t>
-      </w:r>
-    </w:p>
-    <w:p>
-      <w:r>
-        <w:t>getIngredientsByProduct</w:t>
-      </w:r>
-    </w:p>
-    <w:p>
-      <w:r>
-        <w:t>= = = = = = = =</w:t>
-      </w:r>
-    </w:p>
-    <w:p>
-      <w:r>
-        <w:t>Stocks Module</w:t>
-      </w:r>
-    </w:p>
-    <w:p>
-      <w:r>
-        <w:t>saveStock – Undone</w:t>
-      </w:r>
-    </w:p>
-    <w:p>
-      <w:r>
-        <w:t>updateStock – Undone</w:t>
-      </w:r>
-    </w:p>
-    <w:p>
-      <w:r>
-        <w:t>getStocks</w:t>
-      </w:r>
-    </w:p>
-    <w:p>
-      <w:r>
-        <w:t>getStocksList – Undone</w:t>
-      </w:r>
-    </w:p>
-    <w:p>
-      <w:r>
-        <w:t>getStocksNameBasedId – Undone</w:t>
-      </w:r>
-    </w:p>
-    <w:p>
-      <w:r>
-        <w:t>getStocksReport</w:t>
-      </w:r>
-    </w:p>
-    <w:p>
-      <w:r>
-        <w:t>getLowStock</w:t>
-      </w:r>
-    </w:p>
-    <w:p>
-      <w:r>
-        <w:t>getStocksHistory – Undone</w:t>
-      </w:r>
-    </w:p>
-    <w:p>
-      <w:r>
-        <w:t>getStocksOnly</w:t>
-      </w:r>
-    </w:p>
-    <w:p/>
-    <w:p>
-      <w:r>
-        <w:t>= = = = = = =</w:t>
-      </w:r>
-    </w:p>
-    <w:p>
-      <w:r>
-        <w:t>Orders Module</w:t>
-      </w:r>
     </w:p>
     <w:p>
       <w:r>

--- a/DOCS/Modules - NEW.docx
+++ b/DOCS/Modules - NEW.docx
@@ -132,11 +132,8 @@
       </w:r>
     </w:p>
     <w:p>
-      <w:r>
-        <w:t>getStocksNameBasedId – Undone</w:t>
-      </w:r>
-    </w:p>
-    <w:p>
+      <w:bookmarkStart w:id="0" w:name="_GoBack"/>
+      <w:bookmarkEnd w:id="0"/>
       <w:r>
         <w:t>getStocksReport</w:t>
       </w:r>
@@ -181,8 +178,6 @@
         </w:rPr>
         <w:t>getOrders (Enterprise-level structure in backend)</w:t>
       </w:r>
-      <w:bookmarkStart w:id="0" w:name="_GoBack"/>
-      <w:bookmarkEnd w:id="0"/>
     </w:p>
     <w:p>
       <w:r>
@@ -435,7 +430,7 @@
     <w:lsdException w:uiPriority="99" w:name="HTML Sample"/>
     <w:lsdException w:uiPriority="99" w:name="HTML Typewriter"/>
     <w:lsdException w:uiPriority="99" w:name="HTML Variable"/>
-    <w:lsdException w:uiPriority="99" w:name="Normal Table"/>
+    <w:lsdException w:qFormat="1" w:uiPriority="99" w:name="Normal Table"/>
     <w:lsdException w:uiPriority="99" w:name="annotation subject"/>
     <w:lsdException w:uiPriority="99" w:name="Table Simple 1"/>
     <w:lsdException w:uiPriority="99" w:name="Table Simple 2"/>
@@ -606,6 +601,7 @@
     <w:name w:val="Normal Table"/>
     <w:semiHidden/>
     <w:unhideWhenUsed/>
+    <w:qFormat/>
     <w:uiPriority w:val="99"/>
     <w:tblPr>
       <w:tblCellMar>
